--- a/kpluz/docxs/Mabisang Kom/Q3_LE1.docx
+++ b/kpluz/docxs/Mabisang Kom/Q3_LE1.docx
@@ -49,7 +49,7 @@
           <w:szCs w:val="24"/>
         </w:rPr>
         <w:pict>
-          <v:rect id="_x0000_i1031" style="width:0;height:.75pt" o:hralign="center" o:hrstd="t" o:hr="t" fillcolor="#a0a0a0" stroked="f"/>
+          <v:rect id="_x0000_i1025" style="width:0;height:.75pt" o:hralign="center" o:hrstd="t" o:hr="t" fillcolor="#a0a0a0" stroked="f"/>
         </w:pict>
       </w:r>
     </w:p>
@@ -197,7 +197,7 @@
           <w:szCs w:val="24"/>
         </w:rPr>
         <w:pict>
-          <v:rect id="_x0000_i1025" style="width:0;height:.75pt" o:hralign="center" o:hrstd="t" o:hr="t" fillcolor="#a0a0a0" stroked="f"/>
+          <v:rect id="_x0000_i1026" style="width:0;height:.75pt" o:hralign="center" o:hrstd="t" o:hr="t" fillcolor="#a0a0a0" stroked="f"/>
         </w:pict>
       </w:r>
     </w:p>
@@ -2977,7 +2977,7 @@
           <w:szCs w:val="24"/>
         </w:rPr>
         <w:pict>
-          <v:rect id="_x0000_i1026" style="width:0;height:.75pt" o:hralign="center" o:hrstd="t" o:hr="t" fillcolor="#a0a0a0" stroked="f"/>
+          <v:rect id="_x0000_i1027" style="width:0;height:.75pt" o:hralign="center" o:hrstd="t" o:hr="t" fillcolor="#a0a0a0" stroked="f"/>
         </w:pict>
       </w:r>
     </w:p>
@@ -3813,14 +3813,32 @@
                 <w:szCs w:val="23"/>
               </w:rPr>
             </w:pPr>
-            <w:r>
-              <w:rPr>
-                <w:rFonts w:ascii="Segoe UI" w:eastAsia="Times New Roman" w:hAnsi="Segoe UI" w:cs="Segoe UI"/>
-                <w:sz w:val="23"/>
-                <w:szCs w:val="23"/>
-              </w:rPr>
-              <w:t>Pag-sinte sa maraming teksto</w:t>
-            </w:r>
+            <w:bookmarkStart w:id="0" w:name="_GoBack"/>
+            <w:r>
+              <w:rPr>
+                <w:rFonts w:ascii="Segoe UI" w:eastAsia="Times New Roman" w:hAnsi="Segoe UI" w:cs="Segoe UI"/>
+                <w:sz w:val="23"/>
+                <w:szCs w:val="23"/>
+              </w:rPr>
+              <w:t xml:space="preserve">Komparatibong </w:t>
+            </w:r>
+            <w:r>
+              <w:rPr>
+                <w:rFonts w:ascii="Segoe UI" w:eastAsia="Times New Roman" w:hAnsi="Segoe UI" w:cs="Segoe UI"/>
+                <w:sz w:val="23"/>
+                <w:szCs w:val="23"/>
+              </w:rPr>
+              <w:t>p</w:t>
+            </w:r>
+            <w:r>
+              <w:rPr>
+                <w:rFonts w:ascii="Segoe UI" w:eastAsia="Times New Roman" w:hAnsi="Segoe UI" w:cs="Segoe UI"/>
+                <w:sz w:val="23"/>
+                <w:szCs w:val="23"/>
+              </w:rPr>
+              <w:t>agsusuri</w:t>
+            </w:r>
+            <w:bookmarkEnd w:id="0"/>
           </w:p>
         </w:tc>
         <w:tc>
@@ -5605,7 +5623,7 @@
           <w:szCs w:val="24"/>
         </w:rPr>
         <w:pict>
-          <v:rect id="_x0000_i1027" style="width:0;height:.75pt" o:hralign="center" o:hrstd="t" o:hr="t" fillcolor="#a0a0a0" stroked="f"/>
+          <v:rect id="_x0000_i1028" style="width:0;height:.75pt" o:hralign="center" o:hrstd="t" o:hr="t" fillcolor="#a0a0a0" stroked="f"/>
         </w:pict>
       </w:r>
     </w:p>
@@ -9281,7 +9299,7 @@
         </w:rPr>
         <w:lastRenderedPageBreak/>
         <w:pict>
-          <v:rect id="_x0000_i1028" style="width:0;height:.75pt" o:hralign="center" o:hrstd="t" o:hr="t" fillcolor="#a0a0a0" stroked="f"/>
+          <v:rect id="_x0000_i1029" style="width:0;height:.75pt" o:hralign="center" o:hrstd="t" o:hr="t" fillcolor="#a0a0a0" stroked="f"/>
         </w:pict>
       </w:r>
     </w:p>
@@ -14383,26 +14401,15 @@
               </w:rPr>
             </w:pPr>
             <w:r>
-              <w:t>deposit</w:t>
-            </w:r>
-            <w:r>
-              <w:t>o</w:t>
-            </w:r>
-            <w:r>
-              <w:rPr>
-                <w:rFonts w:ascii="Segoe UI" w:hAnsi="Segoe UI" w:cs="Segoe UI"/>
-                <w:sz w:val="23"/>
-                <w:szCs w:val="23"/>
-              </w:rPr>
-              <w:t xml:space="preserve">, </w:t>
-            </w:r>
-            <w:r>
-              <w:rPr>
-                <w:rFonts w:ascii="Segoe UI" w:hAnsi="Segoe UI" w:cs="Segoe UI"/>
-                <w:sz w:val="23"/>
-                <w:szCs w:val="23"/>
-              </w:rPr>
-              <w:t>interes</w:t>
+              <w:t>deposito</w:t>
+            </w:r>
+            <w:r>
+              <w:rPr>
+                <w:rFonts w:ascii="Segoe UI" w:hAnsi="Segoe UI" w:cs="Segoe UI"/>
+                <w:sz w:val="23"/>
+                <w:szCs w:val="23"/>
+              </w:rPr>
+              <w:t>, interes</w:t>
             </w:r>
           </w:p>
         </w:tc>
@@ -14434,15 +14441,7 @@
                 <w:sz w:val="23"/>
                 <w:szCs w:val="23"/>
               </w:rPr>
-              <w:t>Maaaring kapareho ng</w:t>
-            </w:r>
-            <w:r>
-              <w:rPr>
-                <w:rFonts w:ascii="Segoe UI" w:hAnsi="Segoe UI" w:cs="Segoe UI"/>
-                <w:sz w:val="23"/>
-                <w:szCs w:val="23"/>
-              </w:rPr>
-              <w:t xml:space="preserve"> pang-araw-araw na salita ngunit iba ang kahulugan</w:t>
+              <w:t>Maaaring kapareho ng pang-araw-araw na salita ngunit iba ang kahulugan</w:t>
             </w:r>
           </w:p>
         </w:tc>
@@ -15355,7 +15354,7 @@
         </w:rPr>
         <w:lastRenderedPageBreak/>
         <w:pict>
-          <v:rect id="_x0000_i1029" style="width:0;height:.75pt" o:hralign="center" o:hrstd="t" o:hr="t" fillcolor="#a0a0a0" stroked="f"/>
+          <v:rect id="_x0000_i1030" style="width:0;height:.75pt" o:hralign="center" o:hrstd="t" o:hr="t" fillcolor="#a0a0a0" stroked="f"/>
         </w:pict>
       </w:r>
     </w:p>
@@ -16545,8 +16544,6 @@
           <w:szCs w:val="24"/>
         </w:rPr>
       </w:pPr>
-      <w:bookmarkStart w:id="0" w:name="_GoBack"/>
-      <w:bookmarkEnd w:id="0"/>
     </w:p>
     <w:p>
       <w:pPr>
@@ -16582,7 +16579,7 @@
         </w:rPr>
         <w:lastRenderedPageBreak/>
         <w:pict>
-          <v:rect id="_x0000_i1030" style="width:0;height:.75pt" o:hralign="center" o:hrstd="t" o:hr="t" fillcolor="#a0a0a0" stroked="f"/>
+          <v:rect id="_x0000_i1031" style="width:0;height:.75pt" o:hralign="center" o:hrstd="t" o:hr="t" fillcolor="#a0a0a0" stroked="f"/>
         </w:pict>
       </w:r>
     </w:p>
